--- a/RAC/15장/15장_실습문제_추가서술형.docx
+++ b/RAC/15장/15장_실습문제_추가서술형.docx
@@ -266,7 +266,21 @@
           <w:rFonts w:ascii="맑은 고딕" w:hAnsi="맑은 고딕" w:eastAsia="맑은 고딕"/>
           <w:sz w:val="21"/>
         </w:rPr>
-        <w:t>[추가-09] 야간에 rac1 을 내려 패치하려 한다. 계획서에 `srvctl stop instance -d racdb -i racdb1 -force` 한 줄만 적혀 있다. 무슨 일이 벌어지며 올바른 절차는 무엇인가.</w:t>
+        <w:t xml:space="preserve">[추가-09] 야간에 rac1 을 내려 패치하려 한다. 계획서에 </w:t>
+      </w:r>
+      <w:r>
+        <w:rPr>
+          <w:rFonts w:ascii="Consolas" w:hAnsi="Consolas" w:eastAsia="Consolas" w:cs="Consolas"/>
+          <w:sz w:val="20"/>
+        </w:rPr>
+        <w:t xml:space="preserve">srvctl stop instance -d racdb -i racdb1 -force</w:t>
+      </w:r>
+      <w:r>
+        <w:rPr>
+          <w:rFonts w:ascii="맑은 고딕" w:hAnsi="맑은 고딕" w:eastAsia="맑은 고딕"/>
+          <w:sz w:val="21"/>
+        </w:rPr>
+        <w:t xml:space="preserve"> 한 줄만 적혀 있다. 무슨 일이 벌어지며 올바른 절차는 무엇인가.</w:t>
       </w:r>
     </w:p>
     <w:p>
@@ -401,7 +415,21 @@
           <w:rFonts w:ascii="맑은 고딕" w:hAnsi="맑은 고딕" w:eastAsia="맑은 고딕"/>
           <w:sz w:val="21"/>
         </w:rPr>
-        <w:t>[추가-14] `srvctl add service -d racdb -s new_svc -preferred racdb3` 를 실행했더니 PRKO-2101 이 났다. 원인과 조치를 쓰고, 이 오류가 이 시점에 나는 것이 왜 다행인지 설명하라.</w:t>
+        <w:t xml:space="preserve">[추가-14] </w:t>
+      </w:r>
+      <w:r>
+        <w:rPr>
+          <w:rFonts w:ascii="Consolas" w:hAnsi="Consolas" w:eastAsia="Consolas" w:cs="Consolas"/>
+          <w:sz w:val="20"/>
+        </w:rPr>
+        <w:t xml:space="preserve">srvctl add service -d racdb -s new_svc -preferred racdb3</w:t>
+      </w:r>
+      <w:r>
+        <w:rPr>
+          <w:rFonts w:ascii="맑은 고딕" w:hAnsi="맑은 고딕" w:eastAsia="맑은 고딕"/>
+          <w:sz w:val="21"/>
+        </w:rPr>
+        <w:t xml:space="preserve"> 를 실행했더니 PRKO-2101 이 났다. 원인과 조치를 쓰고, 이 오류가 이 시점에 나는 것이 왜 다행인지 설명하라.</w:t>
       </w:r>
     </w:p>
     <w:p>
